--- a/klagomål/A 71572-2021 FSC-klagomål.docx
+++ b/klagomål/A 71572-2021 FSC-klagomål.docx
@@ -784,7 +784,7 @@
     <w:r>
       <w:tab/>
       <w:tab/>
-      <w:t>2026-06-18</w:t>
+      <w:t>2026-06-19</w:t>
       <w:br/>
       <w:br/>
     </w:r>

--- a/klagomål/A 71572-2021 FSC-klagomål.docx
+++ b/klagomål/A 71572-2021 FSC-klagomål.docx
@@ -784,7 +784,7 @@
     <w:r>
       <w:tab/>
       <w:tab/>
-      <w:t>2026-06-19</w:t>
+      <w:t>2026-06-20</w:t>
       <w:br/>
       <w:br/>
     </w:r>

--- a/klagomål/A 71572-2021 FSC-klagomål.docx
+++ b/klagomål/A 71572-2021 FSC-klagomål.docx
@@ -168,38 +168,7 @@
     </w:p>
     <w:p>
       <w:r>
-        <w:t>Detta dokument behandlar höga naturvärden i avverkningsanmälan A 71572-2021 i Krokoms kommun som inkom 2021-12-10 och omfattar 0,9 ha.</w:t>
-      </w:r>
-    </w:p>
-    <w:p>
-      <w:r>
-        <w:t>Nedan presenteras fynd av naturvårdsarter som gjorts i det avverkningsanmälda området, samt relevanta utdrag ur standarderna för FSC, Chain of Custody, Controlled Wood och PEFC.</w:t>
-      </w:r>
-    </w:p>
-    <w:p>
-      <w:r>
-        <w:t>Vi förväntar oss att ni återkommer med ett skriftligt svar på vårt klagomål och även beskriver vilka korrigerande åtgärder ni satt in för att rätta till identifierade brister i er efterlevnad av den svenska FSC standarden.</w:t>
-      </w:r>
-    </w:p>
-    <w:p>
-      <w:pPr>
-        <w:pStyle w:val="Heading1"/>
-      </w:pPr>
-      <w:r>
-        <w:t>Naturvårdsarter</w:t>
-      </w:r>
-    </w:p>
-    <w:p>
-      <w:r>
-        <w:t>Inom 22 meter från avverkningsanmälan har följande 6 naturvårdsarter hittats: läderdoftande fingersvamp (VU), fjällig taggsvamp s.str. (NT), gultoppig fingersvamp (NT), droppklibbskivling (S), stuplav (S, T) och ögonpyrola (S, T). Av dessa är 3 rödlistade. För rödlistade arter har rödlistekategorin angivits inom parentes. Arter som är signalarter enligt Skogsstyrelsen har markerats med (S). Typiska arter inom Natura 2000 som är kopplade till skogsekosystem har markerats med (T).</w:t>
-      </w:r>
-    </w:p>
-    <w:p>
-      <w:r>
-        <w:t>De påträffade naturvårdsarterna är ett tydligt kvitto på att det rör sig om en skog med höga naturvärden.</w:t>
-      </w:r>
-      <w:r>
-        <w:t xml:space="preserve"> I Figur 1 visas fyndplatser för naturvårdsarter i området, som finns registrerade på Artportalen.</w:t>
+        <w:t>Detta klagomål behandlar höga naturvärden i avverkningsanmälan A 71572-2021 i Krokoms kommun som inkom 2021-12-10 och omfattar 0,9 ha.</w:t>
       </w:r>
     </w:p>
     <w:p>
@@ -247,7 +216,35 @@
         <w:spacing w:after="240"/>
       </w:pPr>
       <w:r>
-        <w:t>Figur 1. Fyndplatser för naturvårdsarter inom 22 meter från avverkningsanmälan (röd linje). Markörer utan svart kant är placerade på fyndplatsen. Markörer med svart kant är placerade vid sidan av fyndplatsen och har ett svart streck som visar fyndplatsens exakta position. Kartans mittpunktskoordinat är N 7032829, E 446559 i SWEREF 99 TM.</w:t>
+        <w:t>Figur 1. Fyndplatser för naturvårdsarter inom 22 meter från avverkningsanmälan. Markörer utan svart kant är placerade på fyndplatsen. Markörer med svart kant är placerade vid sidan av fyndplatsen har ett svart streck som visar fyndplatsens exakta position. Kartans mittpunktskoordinat är N 7032829, E 446559 i SWEREF 99 TM.</w:t>
+      </w:r>
+    </w:p>
+    <w:p>
+      <w:r>
+        <w:t>Inom 22 meter från avverkningsanmälan finns fynd av 6 naturvårdsarter, varav 3 är rödlistade, 2 är typiska (T) och 3 är signalarter (S): läderdoftande fingersvamp (VU), fjällig taggsvamp s.str. (NT), gultoppig fingersvamp (NT), droppklibbskivling (S), stuplav (S, T) och ögonpyrola (S, T). Se Figur 1.</w:t>
+      </w:r>
+    </w:p>
+    <w:p>
+      <w:r>
+        <w:t>Nedan presenteras relevanta utdrag ur standarderna för FSC, Chain of Custody, Controlled Wood och PEFC.</w:t>
+      </w:r>
+    </w:p>
+    <w:p>
+      <w:r>
+        <w:t>Vi förväntar oss att ni återkommer med ett skriftligt svar på vårt klagomål och även beskriver vilka korrigerande åtgärder ni satt in för att rätta till identifierade brister i er efterlevnad av den svenska FSC standarden.</w:t>
+      </w:r>
+    </w:p>
+    <w:p>
+      <w:pPr>
+        <w:pStyle w:val="Heading1"/>
+      </w:pPr>
+      <w:r>
+        <w:t>Naturvårdsarter och fridlysta arter</w:t>
+      </w:r>
+    </w:p>
+    <w:p>
+      <w:r>
+        <w:t>Nedan följer beskrivningar av de naturvårdsarter och fridlysta arter som har sina livsmiljöer och växtplatser i den avverkningsanmälda skogen. De påträffade naturvårdsarterna är ett tydligt kvitto på att det rör sig om en skog med höga naturvärden.</w:t>
       </w:r>
     </w:p>
     <w:p>
@@ -255,10 +252,10 @@
         <w:rPr>
           <w:b/>
         </w:rPr>
-        <w:t>Droppklibbskivling</w:t>
+        <w:t xml:space="preserve">Läderdoftande fingersvamp (VU) </w:t>
       </w:r>
       <w:r>
-        <w:t xml:space="preserve"> signalerar örtrika kalkbarrskogar med höga naturvärden. Svampen är mycket kräsen i sina ståndortskrav och den utgör en bra signalart även när den förekommer i olika lövskogsmiljöer. På artens växtplatser påträffas normalt många andra sällsynta eller rödlistade arter (Nitare &amp; Skogsstyrelsen, 2019).</w:t>
+        <w:t>bildar mykorrhiza med gran i örtrik äldre barrskog, ofta på kalkrik mark. Den har en speciell doft som kan påminna om nytt skoläder (skoaffär), därav det svenska namnet. Den totala populationen i landet bedöms ändå ha minskat starkt och fortsatt kommer att minska då arten är knuten till en bördig äldre kalkgranskogsmiljö som successivt avverkas och där få områden alltjämt är formellt skyddade. All form av hårdhänt skogsavverkning på eller i närheten av växtplatsen missgynnar arten. Artens huvudsakliga koppling till produktiva äldre granskogar med hög bonitet gör den särskilt utsatt för slutavverkning. Samtliga lokaler bör undantas från rationellt skogsbruk och få ett områdesskydd (SLU Artdatabanken, 2024; Nitare &amp; Skogsstyrelsen, 2019).</w:t>
       </w:r>
     </w:p>
     <w:p>
@@ -288,10 +285,10 @@
         <w:rPr>
           <w:b/>
         </w:rPr>
-        <w:t xml:space="preserve">Läderdoftande fingersvamp (VU) </w:t>
+        <w:t>Droppklibbskivling</w:t>
       </w:r>
       <w:r>
-        <w:t>bildar mykorrhiza med gran i örtrik äldre barrskog, ofta på kalkrik mark. Den har en speciell doft som kan påminna om nytt skoläder (skoaffär), därav det svenska namnet. Den totala populationen i landet bedöms ändå ha minskat starkt och fortsatt kommer att minska då arten är knuten till en bördig äldre kalkgranskogsmiljö som successivt avverkas och där få områden alltjämt är formellt skyddade. All form av hårdhänt skogsavverkning på eller i närheten av växtplatsen missgynnar arten. Artens huvudsakliga koppling till produktiva äldre granskogar med hög bonitet gör den särskilt utsatt för slutavverkning. Samtliga lokaler bör undantas från rationellt skogsbruk och få ett områdesskydd (SLU Artdatabanken, 2024; Nitare &amp; Skogsstyrelsen, 2019).</w:t>
+        <w:t xml:space="preserve"> signalerar örtrika kalkbarrskogar med höga naturvärden. Svampen är mycket kräsen i sina ståndortskrav och den utgör en bra signalart även när den förekommer i olika lövskogsmiljöer. På artens växtplatser påträffas normalt många andra sällsynta eller rödlistade arter (Nitare &amp; Skogsstyrelsen, 2019).</w:t>
       </w:r>
     </w:p>
     <w:p>
@@ -784,7 +781,7 @@
     <w:r>
       <w:tab/>
       <w:tab/>
-      <w:t>2026-06-20</w:t>
+      <w:t>2026-06-21</w:t>
       <w:br/>
       <w:br/>
     </w:r>

--- a/klagomål/A 71572-2021 FSC-klagomål.docx
+++ b/klagomål/A 71572-2021 FSC-klagomål.docx
@@ -781,7 +781,7 @@
     <w:r>
       <w:tab/>
       <w:tab/>
-      <w:t>2026-06-21</w:t>
+      <w:t>2026-06-22</w:t>
       <w:br/>
       <w:br/>
     </w:r>

--- a/klagomål/A 71572-2021 FSC-klagomål.docx
+++ b/klagomål/A 71572-2021 FSC-klagomål.docx
@@ -781,7 +781,7 @@
     <w:r>
       <w:tab/>
       <w:tab/>
-      <w:t>2026-06-22</w:t>
+      <w:t>2026-06-23</w:t>
       <w:br/>
       <w:br/>
     </w:r>

--- a/klagomål/A 71572-2021 FSC-klagomål.docx
+++ b/klagomål/A 71572-2021 FSC-klagomål.docx
@@ -781,7 +781,7 @@
     <w:r>
       <w:tab/>
       <w:tab/>
-      <w:t>2026-06-23</w:t>
+      <w:t>2026-06-24</w:t>
       <w:br/>
       <w:br/>
     </w:r>

--- a/klagomål/A 71572-2021 FSC-klagomål.docx
+++ b/klagomål/A 71572-2021 FSC-klagomål.docx
@@ -781,7 +781,7 @@
     <w:r>
       <w:tab/>
       <w:tab/>
-      <w:t>2026-06-24</w:t>
+      <w:t>2026-06-25</w:t>
       <w:br/>
       <w:br/>
     </w:r>

--- a/klagomål/A 71572-2021 FSC-klagomål.docx
+++ b/klagomål/A 71572-2021 FSC-klagomål.docx
@@ -781,7 +781,7 @@
     <w:r>
       <w:tab/>
       <w:tab/>
-      <w:t>2026-06-25</w:t>
+      <w:t>2026-06-26</w:t>
       <w:br/>
       <w:br/>
     </w:r>

--- a/klagomål/A 71572-2021 FSC-klagomål.docx
+++ b/klagomål/A 71572-2021 FSC-klagomål.docx
@@ -781,7 +781,7 @@
     <w:r>
       <w:tab/>
       <w:tab/>
-      <w:t>2026-06-26</w:t>
+      <w:t>2026-06-27</w:t>
       <w:br/>
       <w:br/>
     </w:r>

--- a/klagomål/A 71572-2021 FSC-klagomål.docx
+++ b/klagomål/A 71572-2021 FSC-klagomål.docx
@@ -781,7 +781,7 @@
     <w:r>
       <w:tab/>
       <w:tab/>
-      <w:t>2026-06-27</w:t>
+      <w:t>2026-06-28</w:t>
       <w:br/>
       <w:br/>
     </w:r>

--- a/klagomål/A 71572-2021 FSC-klagomål.docx
+++ b/klagomål/A 71572-2021 FSC-klagomål.docx
@@ -781,7 +781,7 @@
     <w:r>
       <w:tab/>
       <w:tab/>
-      <w:t>2026-06-28</w:t>
+      <w:t>2026-06-29</w:t>
       <w:br/>
       <w:br/>
     </w:r>

--- a/klagomål/A 71572-2021 FSC-klagomål.docx
+++ b/klagomål/A 71572-2021 FSC-klagomål.docx
@@ -781,7 +781,7 @@
     <w:r>
       <w:tab/>
       <w:tab/>
-      <w:t>2026-06-29</w:t>
+      <w:t>2026-06-30</w:t>
       <w:br/>
       <w:br/>
     </w:r>

--- a/klagomål/A 71572-2021 FSC-klagomål.docx
+++ b/klagomål/A 71572-2021 FSC-klagomål.docx
@@ -781,7 +781,7 @@
     <w:r>
       <w:tab/>
       <w:tab/>
-      <w:t>2026-06-30</w:t>
+      <w:t>2026-07-01</w:t>
       <w:br/>
       <w:br/>
     </w:r>

--- a/klagomål/A 71572-2021 FSC-klagomål.docx
+++ b/klagomål/A 71572-2021 FSC-klagomål.docx
@@ -781,7 +781,7 @@
     <w:r>
       <w:tab/>
       <w:tab/>
-      <w:t>2026-07-01</w:t>
+      <w:t>2026-07-02</w:t>
       <w:br/>
       <w:br/>
     </w:r>

--- a/klagomål/A 71572-2021 FSC-klagomål.docx
+++ b/klagomål/A 71572-2021 FSC-klagomål.docx
@@ -781,7 +781,7 @@
     <w:r>
       <w:tab/>
       <w:tab/>
-      <w:t>2026-07-13</w:t>
+      <w:t>2026-07-14</w:t>
       <w:br/>
       <w:br/>
     </w:r>

--- a/klagomål/A 71572-2021 FSC-klagomål.docx
+++ b/klagomål/A 71572-2021 FSC-klagomål.docx
@@ -781,7 +781,7 @@
     <w:r>
       <w:tab/>
       <w:tab/>
-      <w:t>2026-07-14</w:t>
+      <w:t>2026-07-15</w:t>
       <w:br/>
       <w:br/>
     </w:r>

--- a/klagomål/A 71572-2021 FSC-klagomål.docx
+++ b/klagomål/A 71572-2021 FSC-klagomål.docx
@@ -781,7 +781,7 @@
     <w:r>
       <w:tab/>
       <w:tab/>
-      <w:t>2026-07-15</w:t>
+      <w:t>2026-07-16</w:t>
       <w:br/>
       <w:br/>
     </w:r>

--- a/klagomål/A 71572-2021 FSC-klagomål.docx
+++ b/klagomål/A 71572-2021 FSC-klagomål.docx
@@ -781,7 +781,7 @@
     <w:r>
       <w:tab/>
       <w:tab/>
-      <w:t>2026-07-16</w:t>
+      <w:t>2026-07-17</w:t>
       <w:br/>
       <w:br/>
     </w:r>

--- a/klagomål/A 71572-2021 FSC-klagomål.docx
+++ b/klagomål/A 71572-2021 FSC-klagomål.docx
@@ -781,7 +781,7 @@
     <w:r>
       <w:tab/>
       <w:tab/>
-      <w:t>2026-07-17</w:t>
+      <w:t>2026-07-18</w:t>
       <w:br/>
       <w:br/>
     </w:r>

--- a/klagomål/A 71572-2021 FSC-klagomål.docx
+++ b/klagomål/A 71572-2021 FSC-klagomål.docx
@@ -781,7 +781,7 @@
     <w:r>
       <w:tab/>
       <w:tab/>
-      <w:t>2026-07-18</w:t>
+      <w:t>2026-07-19</w:t>
       <w:br/>
       <w:br/>
     </w:r>

--- a/klagomål/A 71572-2021 FSC-klagomål.docx
+++ b/klagomål/A 71572-2021 FSC-klagomål.docx
@@ -781,7 +781,7 @@
     <w:r>
       <w:tab/>
       <w:tab/>
-      <w:t>2026-07-19</w:t>
+      <w:t>2026-07-20</w:t>
       <w:br/>
       <w:br/>
     </w:r>

--- a/klagomål/A 71572-2021 FSC-klagomål.docx
+++ b/klagomål/A 71572-2021 FSC-klagomål.docx
@@ -781,7 +781,7 @@
     <w:r>
       <w:tab/>
       <w:tab/>
-      <w:t>2026-07-20</w:t>
+      <w:t>2026-07-21</w:t>
       <w:br/>
       <w:br/>
     </w:r>

--- a/klagomål/A 71572-2021 FSC-klagomål.docx
+++ b/klagomål/A 71572-2021 FSC-klagomål.docx
@@ -781,7 +781,7 @@
     <w:r>
       <w:tab/>
       <w:tab/>
-      <w:t>2026-07-21</w:t>
+      <w:t>2026-07-22</w:t>
       <w:br/>
       <w:br/>
     </w:r>

--- a/klagomål/A 71572-2021 FSC-klagomål.docx
+++ b/klagomål/A 71572-2021 FSC-klagomål.docx
@@ -781,7 +781,7 @@
     <w:r>
       <w:tab/>
       <w:tab/>
-      <w:t>2026-07-22</w:t>
+      <w:t>2026-07-23</w:t>
       <w:br/>
       <w:br/>
     </w:r>

--- a/klagomål/A 71572-2021 FSC-klagomål.docx
+++ b/klagomål/A 71572-2021 FSC-klagomål.docx
@@ -781,7 +781,7 @@
     <w:r>
       <w:tab/>
       <w:tab/>
-      <w:t>2026-07-23</w:t>
+      <w:t>2026-07-24</w:t>
       <w:br/>
       <w:br/>
     </w:r>

--- a/klagomål/A 71572-2021 FSC-klagomål.docx
+++ b/klagomål/A 71572-2021 FSC-klagomål.docx
@@ -781,7 +781,7 @@
     <w:r>
       <w:tab/>
       <w:tab/>
-      <w:t>2026-07-24</w:t>
+      <w:t>2026-07-25</w:t>
       <w:br/>
       <w:br/>
     </w:r>

--- a/klagomål/A 71572-2021 FSC-klagomål.docx
+++ b/klagomål/A 71572-2021 FSC-klagomål.docx
@@ -781,7 +781,7 @@
     <w:r>
       <w:tab/>
       <w:tab/>
-      <w:t>2026-07-25</w:t>
+      <w:t>2026-07-26</w:t>
       <w:br/>
       <w:br/>
     </w:r>

--- a/klagomål/A 71572-2021 FSC-klagomål.docx
+++ b/klagomål/A 71572-2021 FSC-klagomål.docx
@@ -781,7 +781,7 @@
     <w:r>
       <w:tab/>
       <w:tab/>
-      <w:t>2026-07-26</w:t>
+      <w:t>2026-07-27</w:t>
       <w:br/>
       <w:br/>
     </w:r>

--- a/klagomål/A 71572-2021 FSC-klagomål.docx
+++ b/klagomål/A 71572-2021 FSC-klagomål.docx
@@ -781,7 +781,7 @@
     <w:r>
       <w:tab/>
       <w:tab/>
-      <w:t>2026-07-27</w:t>
+      <w:t>2026-07-28</w:t>
       <w:br/>
       <w:br/>
     </w:r>

--- a/klagomål/A 71572-2021 FSC-klagomål.docx
+++ b/klagomål/A 71572-2021 FSC-klagomål.docx
@@ -781,7 +781,7 @@
     <w:r>
       <w:tab/>
       <w:tab/>
-      <w:t>2026-07-28</w:t>
+      <w:t>2026-07-29</w:t>
       <w:br/>
       <w:br/>
     </w:r>

--- a/klagomål/A 71572-2021 FSC-klagomål.docx
+++ b/klagomål/A 71572-2021 FSC-klagomål.docx
@@ -781,7 +781,7 @@
     <w:r>
       <w:tab/>
       <w:tab/>
-      <w:t>2026-07-29</w:t>
+      <w:t>2026-07-30</w:t>
       <w:br/>
       <w:br/>
     </w:r>

--- a/klagomål/A 71572-2021 FSC-klagomål.docx
+++ b/klagomål/A 71572-2021 FSC-klagomål.docx
@@ -781,7 +781,7 @@
     <w:r>
       <w:tab/>
       <w:tab/>
-      <w:t>2026-07-30</w:t>
+      <w:t>2026-07-31</w:t>
       <w:br/>
       <w:br/>
     </w:r>

--- a/klagomål/A 71572-2021 FSC-klagomål.docx
+++ b/klagomål/A 71572-2021 FSC-klagomål.docx
@@ -781,7 +781,7 @@
     <w:r>
       <w:tab/>
       <w:tab/>
-      <w:t>2026-07-31</w:t>
+      <w:t>2026-08-01</w:t>
       <w:br/>
       <w:br/>
     </w:r>

--- a/klagomål/A 71572-2021 FSC-klagomål.docx
+++ b/klagomål/A 71572-2021 FSC-klagomål.docx
@@ -781,7 +781,7 @@
     <w:r>
       <w:tab/>
       <w:tab/>
-      <w:t>2026-08-01</w:t>
+      <w:t>2026-08-02</w:t>
       <w:br/>
       <w:br/>
     </w:r>

--- a/klagomål/A 71572-2021 FSC-klagomål.docx
+++ b/klagomål/A 71572-2021 FSC-klagomål.docx
@@ -781,7 +781,7 @@
     <w:r>
       <w:tab/>
       <w:tab/>
-      <w:t>2026-08-02</w:t>
+      <w:t>2026-08-03</w:t>
       <w:br/>
       <w:br/>
     </w:r>

--- a/klagomål/A 71572-2021 FSC-klagomål.docx
+++ b/klagomål/A 71572-2021 FSC-klagomål.docx
@@ -781,7 +781,7 @@
     <w:r>
       <w:tab/>
       <w:tab/>
-      <w:t>2026-08-03</w:t>
+      <w:t>2026-08-05</w:t>
       <w:br/>
       <w:br/>
     </w:r>

--- a/klagomål/A 71572-2021 FSC-klagomål.docx
+++ b/klagomål/A 71572-2021 FSC-klagomål.docx
@@ -781,7 +781,7 @@
     <w:r>
       <w:tab/>
       <w:tab/>
-      <w:t>2026-08-05</w:t>
+      <w:t>2026-08-07</w:t>
       <w:br/>
       <w:br/>
     </w:r>

--- a/klagomål/A 71572-2021 FSC-klagomål.docx
+++ b/klagomål/A 71572-2021 FSC-klagomål.docx
@@ -781,7 +781,7 @@
     <w:r>
       <w:tab/>
       <w:tab/>
-      <w:t>2026-08-07</w:t>
+      <w:t>2026-08-08</w:t>
       <w:br/>
       <w:br/>
     </w:r>

--- a/klagomål/A 71572-2021 FSC-klagomål.docx
+++ b/klagomål/A 71572-2021 FSC-klagomål.docx
@@ -216,7 +216,7 @@
         <w:spacing w:after="240"/>
       </w:pPr>
       <w:r>
-        <w:t>Figur 1. Fyndplatser för naturvårdsarter inom 22 meter från avverkningsanmälan. Markörer utan svart kant är placerade på fyndplatsen. Markörer med svart kant är placerade vid sidan av fyndplatsen har ett svart streck som visar fyndplatsens exakta position. Kartans mittpunktskoordinat är N 7032829, E 446559 i SWEREF 99 TM.</w:t>
+        <w:t>Figur 1. Fyndplatser för naturvårdsarter inom 22 meter från avverkningsanmälan. Markörer utan svart kant är placerade på fyndplatsen. Markörer med svart kant är placerade vid sidan av fyndplatsen och har ett svart streck som visar fyndplatsens exakta position. Kartans mittpunktskoordinat är N 7032829, E 446559 i SWEREF 99 TM.</w:t>
       </w:r>
     </w:p>
     <w:p>
@@ -781,7 +781,7 @@
     <w:r>
       <w:tab/>
       <w:tab/>
-      <w:t>2026-08-14</w:t>
+      <w:t>2026-08-15</w:t>
       <w:br/>
       <w:br/>
     </w:r>

--- a/klagomål/A 71572-2021 FSC-klagomål.docx
+++ b/klagomål/A 71572-2021 FSC-klagomål.docx
@@ -781,7 +781,7 @@
     <w:r>
       <w:tab/>
       <w:tab/>
-      <w:t>2026-08-15</w:t>
+      <w:t>2026-08-16</w:t>
       <w:br/>
       <w:br/>
     </w:r>

--- a/klagomål/A 71572-2021 FSC-klagomål.docx
+++ b/klagomål/A 71572-2021 FSC-klagomål.docx
@@ -781,7 +781,7 @@
     <w:r>
       <w:tab/>
       <w:tab/>
-      <w:t>2026-08-16</w:t>
+      <w:t>2026-08-17</w:t>
       <w:br/>
       <w:br/>
     </w:r>

--- a/klagomål/A 71572-2021 FSC-klagomål.docx
+++ b/klagomål/A 71572-2021 FSC-klagomål.docx
@@ -781,7 +781,7 @@
     <w:r>
       <w:tab/>
       <w:tab/>
-      <w:t>2026-08-17</w:t>
+      <w:t>2026-08-18</w:t>
       <w:br/>
       <w:br/>
     </w:r>

--- a/klagomål/A 71572-2021 FSC-klagomål.docx
+++ b/klagomål/A 71572-2021 FSC-klagomål.docx
@@ -781,7 +781,7 @@
     <w:r>
       <w:tab/>
       <w:tab/>
-      <w:t>2026-08-18</w:t>
+      <w:t>2026-08-19</w:t>
       <w:br/>
       <w:br/>
     </w:r>

--- a/klagomål/A 71572-2021 FSC-klagomål.docx
+++ b/klagomål/A 71572-2021 FSC-klagomål.docx
@@ -781,7 +781,7 @@
     <w:r>
       <w:tab/>
       <w:tab/>
-      <w:t>2026-08-19</w:t>
+      <w:t>2026-08-20</w:t>
       <w:br/>
       <w:br/>
     </w:r>

--- a/klagomål/A 71572-2021 FSC-klagomål.docx
+++ b/klagomål/A 71572-2021 FSC-klagomål.docx
@@ -781,7 +781,7 @@
     <w:r>
       <w:tab/>
       <w:tab/>
-      <w:t>2026-08-20</w:t>
+      <w:t>2026-08-21</w:t>
       <w:br/>
       <w:br/>
     </w:r>

--- a/klagomål/A 71572-2021 FSC-klagomål.docx
+++ b/klagomål/A 71572-2021 FSC-klagomål.docx
@@ -781,7 +781,7 @@
     <w:r>
       <w:tab/>
       <w:tab/>
-      <w:t>2026-08-21</w:t>
+      <w:t>2026-08-22</w:t>
       <w:br/>
       <w:br/>
     </w:r>

--- a/klagomål/A 71572-2021 FSC-klagomål.docx
+++ b/klagomål/A 71572-2021 FSC-klagomål.docx
@@ -781,7 +781,7 @@
     <w:r>
       <w:tab/>
       <w:tab/>
-      <w:t>2026-08-22</w:t>
+      <w:t>2026-08-23</w:t>
       <w:br/>
       <w:br/>
     </w:r>

--- a/klagomål/A 71572-2021 FSC-klagomål.docx
+++ b/klagomål/A 71572-2021 FSC-klagomål.docx
@@ -781,7 +781,7 @@
     <w:r>
       <w:tab/>
       <w:tab/>
-      <w:t>2026-08-23</w:t>
+      <w:t>2026-08-24</w:t>
       <w:br/>
       <w:br/>
     </w:r>

--- a/klagomål/A 71572-2021 FSC-klagomål.docx
+++ b/klagomål/A 71572-2021 FSC-klagomål.docx
@@ -781,7 +781,7 @@
     <w:r>
       <w:tab/>
       <w:tab/>
-      <w:t>2026-08-24</w:t>
+      <w:t>2026-08-25</w:t>
       <w:br/>
       <w:br/>
     </w:r>

--- a/klagomål/A 71572-2021 FSC-klagomål.docx
+++ b/klagomål/A 71572-2021 FSC-klagomål.docx
@@ -781,7 +781,7 @@
     <w:r>
       <w:tab/>
       <w:tab/>
-      <w:t>2026-08-25</w:t>
+      <w:t>2026-08-26</w:t>
       <w:br/>
       <w:br/>
     </w:r>

--- a/klagomål/A 71572-2021 FSC-klagomål.docx
+++ b/klagomål/A 71572-2021 FSC-klagomål.docx
@@ -781,7 +781,7 @@
     <w:r>
       <w:tab/>
       <w:tab/>
-      <w:t>2026-08-26</w:t>
+      <w:t>2026-08-27</w:t>
       <w:br/>
       <w:br/>
     </w:r>

--- a/klagomål/A 71572-2021 FSC-klagomål.docx
+++ b/klagomål/A 71572-2021 FSC-klagomål.docx
@@ -781,7 +781,7 @@
     <w:r>
       <w:tab/>
       <w:tab/>
-      <w:t>2026-08-27</w:t>
+      <w:t>2026-08-28</w:t>
       <w:br/>
       <w:br/>
     </w:r>

--- a/klagomål/A 71572-2021 FSC-klagomål.docx
+++ b/klagomål/A 71572-2021 FSC-klagomål.docx
@@ -781,7 +781,7 @@
     <w:r>
       <w:tab/>
       <w:tab/>
-      <w:t>2026-08-28</w:t>
+      <w:t>2026-08-29</w:t>
       <w:br/>
       <w:br/>
     </w:r>

--- a/klagomål/A 71572-2021 FSC-klagomål.docx
+++ b/klagomål/A 71572-2021 FSC-klagomål.docx
@@ -781,7 +781,7 @@
     <w:r>
       <w:tab/>
       <w:tab/>
-      <w:t>2026-08-29</w:t>
+      <w:t>2026-08-31</w:t>
       <w:br/>
       <w:br/>
     </w:r>

--- a/klagomål/A 71572-2021 FSC-klagomål.docx
+++ b/klagomål/A 71572-2021 FSC-klagomål.docx
@@ -781,7 +781,7 @@
     <w:r>
       <w:tab/>
       <w:tab/>
-      <w:t>2026-08-31</w:t>
+      <w:t>2026-09-01</w:t>
       <w:br/>
       <w:br/>
     </w:r>

--- a/klagomål/A 71572-2021 FSC-klagomål.docx
+++ b/klagomål/A 71572-2021 FSC-klagomål.docx
@@ -781,7 +781,7 @@
     <w:r>
       <w:tab/>
       <w:tab/>
-      <w:t>2026-09-01</w:t>
+      <w:t>2026-09-02</w:t>
       <w:br/>
       <w:br/>
     </w:r>

--- a/klagomål/A 71572-2021 FSC-klagomål.docx
+++ b/klagomål/A 71572-2021 FSC-klagomål.docx
@@ -781,7 +781,7 @@
     <w:r>
       <w:tab/>
       <w:tab/>
-      <w:t>2026-09-02</w:t>
+      <w:t>2026-09-03</w:t>
       <w:br/>
       <w:br/>
     </w:r>

--- a/klagomål/A 71572-2021 FSC-klagomål.docx
+++ b/klagomål/A 71572-2021 FSC-klagomål.docx
@@ -781,7 +781,7 @@
     <w:r>
       <w:tab/>
       <w:tab/>
-      <w:t>2026-09-03</w:t>
+      <w:t>2026-09-04</w:t>
       <w:br/>
       <w:br/>
     </w:r>

--- a/klagomål/A 71572-2021 FSC-klagomål.docx
+++ b/klagomål/A 71572-2021 FSC-klagomål.docx
@@ -781,7 +781,7 @@
     <w:r>
       <w:tab/>
       <w:tab/>
-      <w:t>2026-09-04</w:t>
+      <w:t>2026-09-05</w:t>
       <w:br/>
       <w:br/>
     </w:r>

--- a/klagomål/A 71572-2021 FSC-klagomål.docx
+++ b/klagomål/A 71572-2021 FSC-klagomål.docx
@@ -781,7 +781,7 @@
     <w:r>
       <w:tab/>
       <w:tab/>
-      <w:t>2026-09-05</w:t>
+      <w:t>2026-09-06</w:t>
       <w:br/>
       <w:br/>
     </w:r>

--- a/klagomål/A 71572-2021 FSC-klagomål.docx
+++ b/klagomål/A 71572-2021 FSC-klagomål.docx
@@ -781,7 +781,7 @@
     <w:r>
       <w:tab/>
       <w:tab/>
-      <w:t>2026-09-06</w:t>
+      <w:t>2026-09-07</w:t>
       <w:br/>
       <w:br/>
     </w:r>

--- a/klagomål/A 71572-2021 FSC-klagomål.docx
+++ b/klagomål/A 71572-2021 FSC-klagomål.docx
@@ -781,7 +781,7 @@
     <w:r>
       <w:tab/>
       <w:tab/>
-      <w:t>2026-09-07</w:t>
+      <w:t>2026-09-08</w:t>
       <w:br/>
       <w:br/>
     </w:r>

--- a/klagomål/A 71572-2021 FSC-klagomål.docx
+++ b/klagomål/A 71572-2021 FSC-klagomål.docx
@@ -781,7 +781,7 @@
     <w:r>
       <w:tab/>
       <w:tab/>
-      <w:t>2026-09-08</w:t>
+      <w:t>2026-09-09</w:t>
       <w:br/>
       <w:br/>
     </w:r>

--- a/klagomål/A 71572-2021 FSC-klagomål.docx
+++ b/klagomål/A 71572-2021 FSC-klagomål.docx
@@ -781,7 +781,7 @@
     <w:r>
       <w:tab/>
       <w:tab/>
-      <w:t>2026-09-09</w:t>
+      <w:t>2026-09-10</w:t>
       <w:br/>
       <w:br/>
     </w:r>

--- a/klagomål/A 71572-2021 FSC-klagomål.docx
+++ b/klagomål/A 71572-2021 FSC-klagomål.docx
@@ -781,7 +781,7 @@
     <w:r>
       <w:tab/>
       <w:tab/>
-      <w:t>2026-09-10</w:t>
+      <w:t>2026-09-11</w:t>
       <w:br/>
       <w:br/>
     </w:r>

--- a/klagomål/A 71572-2021 FSC-klagomål.docx
+++ b/klagomål/A 71572-2021 FSC-klagomål.docx
@@ -781,7 +781,7 @@
     <w:r>
       <w:tab/>
       <w:tab/>
-      <w:t>2026-09-11</w:t>
+      <w:t>2026-09-12</w:t>
       <w:br/>
       <w:br/>
     </w:r>

--- a/klagomål/A 71572-2021 FSC-klagomål.docx
+++ b/klagomål/A 71572-2021 FSC-klagomål.docx
@@ -781,7 +781,7 @@
     <w:r>
       <w:tab/>
       <w:tab/>
-      <w:t>2026-09-12</w:t>
+      <w:t>2026-09-13</w:t>
       <w:br/>
       <w:br/>
     </w:r>
